--- a/modelos/declaracao_ir.docx
+++ b/modelos/declaracao_ir.docx
@@ -1,6 +1,6 @@
 
 <file path=word/document.xml><?xml version="1.0" encoding="utf-8"?>
-<w:document xmlns:wpc="http://schemas.microsoft.com/office/word/2010/wordprocessingCanvas" xmlns:cx="http://schemas.microsoft.com/office/drawing/2014/chartex" xmlns:mc="http://schemas.openxmlformats.org/markup-compatibility/2006" xmlns:o="urn:schemas-microsoft-com:office:office" xmlns:r="http://schemas.openxmlformats.org/officeDocument/2006/relationships" xmlns:m="http://schemas.openxmlformats.org/officeDocument/2006/math" xmlns:v="urn:schemas-microsoft-com:vml" xmlns:wp14="http://schemas.microsoft.com/office/word/2010/wordprocessingDrawing" xmlns:wp="http://schemas.openxmlformats.org/drawingml/2006/wordprocessingDrawing" xmlns:w10="urn:schemas-microsoft-com:office:word" xmlns:w="http://schemas.openxmlformats.org/wordprocessingml/2006/main" xmlns:w14="http://schemas.microsoft.com/office/word/2010/wordml" xmlns:w15="http://schemas.microsoft.com/office/word/2012/wordml" xmlns:w16se="http://schemas.microsoft.com/office/word/2015/wordml/symex" xmlns:wpg="http://schemas.microsoft.com/office/word/2010/wordprocessingGroup" xmlns:wpi="http://schemas.microsoft.com/office/word/2010/wordprocessingInk" xmlns:wne="http://schemas.microsoft.com/office/word/2006/wordml" xmlns:wps="http://schemas.microsoft.com/office/word/2010/wordprocessingShape" mc:Ignorable="w14 w15 w16se wp14">
+<w:document xmlns:wpc="http://schemas.microsoft.com/office/word/2010/wordprocessingCanvas" xmlns:cx="http://schemas.microsoft.com/office/drawing/2014/chartex" xmlns:cx1="http://schemas.microsoft.com/office/drawing/2015/9/8/chartex" xmlns:cx2="http://schemas.microsoft.com/office/drawing/2015/10/21/chartex" xmlns:cx3="http://schemas.microsoft.com/office/drawing/2016/5/9/chartex" xmlns:cx4="http://schemas.microsoft.com/office/drawing/2016/5/10/chartex" xmlns:cx5="http://schemas.microsoft.com/office/drawing/2016/5/11/chartex" xmlns:cx6="http://schemas.microsoft.com/office/drawing/2016/5/12/chartex" xmlns:cx7="http://schemas.microsoft.com/office/drawing/2016/5/13/chartex" xmlns:cx8="http://schemas.microsoft.com/office/drawing/2016/5/14/chartex" xmlns:mc="http://schemas.openxmlformats.org/markup-compatibility/2006" xmlns:aink="http://schemas.microsoft.com/office/drawing/2016/ink" xmlns:am3d="http://schemas.microsoft.com/office/drawing/2017/model3d" xmlns:o="urn:schemas-microsoft-com:office:office" xmlns:oel="http://schemas.microsoft.com/office/2019/extlst" xmlns:r="http://schemas.openxmlformats.org/officeDocument/2006/relationships" xmlns:m="http://schemas.openxmlformats.org/officeDocument/2006/math" xmlns:v="urn:schemas-microsoft-com:vml" xmlns:wp14="http://schemas.microsoft.com/office/word/2010/wordprocessingDrawing" xmlns:wp="http://schemas.openxmlformats.org/drawingml/2006/wordprocessingDrawing" xmlns:w10="urn:schemas-microsoft-com:office:word" xmlns:w="http://schemas.openxmlformats.org/wordprocessingml/2006/main" xmlns:w14="http://schemas.microsoft.com/office/word/2010/wordml" xmlns:w15="http://schemas.microsoft.com/office/word/2012/wordml" xmlns:w16cex="http://schemas.microsoft.com/office/word/2018/wordml/cex" xmlns:w16cid="http://schemas.microsoft.com/office/word/2016/wordml/cid" xmlns:w16="http://schemas.microsoft.com/office/word/2018/wordml" xmlns:w16du="http://schemas.microsoft.com/office/word/2023/wordml/word16du" xmlns:w16sdtdh="http://schemas.microsoft.com/office/word/2020/wordml/sdtdatahash" xmlns:w16sdtfl="http://schemas.microsoft.com/office/word/2024/wordml/sdtformatlock" xmlns:w16se="http://schemas.microsoft.com/office/word/2015/wordml/symex" xmlns:wpg="http://schemas.microsoft.com/office/word/2010/wordprocessingGroup" xmlns:wpi="http://schemas.microsoft.com/office/word/2010/wordprocessingInk" xmlns:wne="http://schemas.microsoft.com/office/word/2006/wordml" xmlns:wps="http://schemas.microsoft.com/office/word/2010/wordprocessingShape" mc:Ignorable="w14 w15 w16se w16cid w16 w16cex w16sdtdh w16sdtfl w16du wp14">
   <w:body>
     <w:p>
       <w:pPr>
@@ -87,40 +87,60 @@
           <w:sz w:val="20"/>
           <w:szCs w:val="20"/>
         </w:rPr>
-        <w:t>{{</w:t>
-      </w:r>
-      <w:proofErr w:type="spellStart"/>
+        <w:t>{{estado_civil}}</w:t>
+      </w:r>
+      <w:r>
+        <w:rPr>
+          <w:sz w:val="20"/>
+          <w:szCs w:val="20"/>
+        </w:rPr>
+        <w:t>(a)</w:t>
+      </w:r>
+      <w:r>
+        <w:rPr>
+          <w:color w:val="222222"/>
+          <w:sz w:val="20"/>
+          <w:szCs w:val="20"/>
+        </w:rPr>
+        <w:t xml:space="preserve">, portador(a) do CPF nº </w:t>
+      </w:r>
       <w:r>
         <w:rPr>
           <w:color w:val="FF0000"/>
           <w:sz w:val="20"/>
           <w:szCs w:val="20"/>
         </w:rPr>
-        <w:t>estado_civil</w:t>
-      </w:r>
-      <w:proofErr w:type="spellEnd"/>
+        <w:t>{{CPF}}</w:t>
+      </w:r>
+      <w:r>
+        <w:rPr>
+          <w:color w:val="222222"/>
+          <w:sz w:val="20"/>
+          <w:szCs w:val="20"/>
+        </w:rPr>
+        <w:t xml:space="preserve">, residente e domiciliado(a) na </w:t>
+      </w:r>
+      <w:r>
+        <w:rPr>
+          <w:sz w:val="20"/>
+          <w:szCs w:val="20"/>
+        </w:rPr>
+        <w:t xml:space="preserve">a </w:t>
+      </w:r>
       <w:r>
         <w:rPr>
           <w:color w:val="FF0000"/>
           <w:sz w:val="20"/>
           <w:szCs w:val="20"/>
         </w:rPr>
-        <w:t>}}</w:t>
-      </w:r>
-      <w:r>
-        <w:rPr>
-          <w:sz w:val="20"/>
-          <w:szCs w:val="20"/>
-        </w:rPr>
-        <w:t>(a)</w:t>
-      </w:r>
-      <w:r>
-        <w:rPr>
-          <w:color w:val="222222"/>
-          <w:sz w:val="20"/>
-          <w:szCs w:val="20"/>
-        </w:rPr>
-        <w:t xml:space="preserve">, portador(a) do CPF nº </w:t>
+        <w:t>{{rua}}</w:t>
+      </w:r>
+      <w:r>
+        <w:rPr>
+          <w:sz w:val="20"/>
+          <w:szCs w:val="20"/>
+        </w:rPr>
+        <w:t xml:space="preserve">, </w:t>
       </w:r>
       <w:r>
         <w:rPr>
@@ -128,22 +148,14 @@
           <w:sz w:val="20"/>
           <w:szCs w:val="20"/>
         </w:rPr>
-        <w:t>{{CPF}}</w:t>
-      </w:r>
-      <w:r>
-        <w:rPr>
-          <w:color w:val="222222"/>
-          <w:sz w:val="20"/>
-          <w:szCs w:val="20"/>
-        </w:rPr>
-        <w:t xml:space="preserve">, residente e domiciliado(a) na </w:t>
-      </w:r>
-      <w:r>
-        <w:rPr>
-          <w:sz w:val="20"/>
-          <w:szCs w:val="20"/>
-        </w:rPr>
-        <w:t xml:space="preserve">a </w:t>
+        <w:t>{{numero}}</w:t>
+      </w:r>
+      <w:r>
+        <w:rPr>
+          <w:sz w:val="20"/>
+          <w:szCs w:val="20"/>
+        </w:rPr>
+        <w:t xml:space="preserve">, </w:t>
       </w:r>
       <w:r>
         <w:rPr>
@@ -151,14 +163,21 @@
           <w:sz w:val="20"/>
           <w:szCs w:val="20"/>
         </w:rPr>
-        <w:t>{{rua}}</w:t>
-      </w:r>
-      <w:r>
-        <w:rPr>
-          <w:sz w:val="20"/>
-          <w:szCs w:val="20"/>
-        </w:rPr>
-        <w:t xml:space="preserve">, </w:t>
+        <w:t>{{complemento1}}</w:t>
+      </w:r>
+      <w:r>
+        <w:rPr>
+          <w:sz w:val="20"/>
+          <w:szCs w:val="20"/>
+        </w:rPr>
+        <w:t xml:space="preserve"> </w:t>
+      </w:r>
+      <w:r>
+        <w:rPr>
+          <w:sz w:val="20"/>
+          <w:szCs w:val="20"/>
+        </w:rPr>
+        <w:t xml:space="preserve">bairro </w:t>
       </w:r>
       <w:r>
         <w:rPr>
@@ -166,14 +185,14 @@
           <w:sz w:val="20"/>
           <w:szCs w:val="20"/>
         </w:rPr>
-        <w:t>{{numero}}</w:t>
-      </w:r>
-      <w:r>
-        <w:rPr>
-          <w:sz w:val="20"/>
-          <w:szCs w:val="20"/>
-        </w:rPr>
-        <w:t xml:space="preserve">, </w:t>
+        <w:t>{{bairro}}</w:t>
+      </w:r>
+      <w:r>
+        <w:rPr>
+          <w:sz w:val="20"/>
+          <w:szCs w:val="20"/>
+        </w:rPr>
+        <w:t xml:space="preserve">, na cidade </w:t>
       </w:r>
       <w:r>
         <w:rPr>
@@ -181,14 +200,14 @@
           <w:sz w:val="20"/>
           <w:szCs w:val="20"/>
         </w:rPr>
-        <w:t>{{complemento1}}</w:t>
-      </w:r>
-      <w:r>
-        <w:rPr>
-          <w:sz w:val="20"/>
-          <w:szCs w:val="20"/>
-        </w:rPr>
-        <w:t xml:space="preserve">, </w:t>
+        <w:t>{{cidade}}</w:t>
+      </w:r>
+      <w:r>
+        <w:rPr>
+          <w:sz w:val="20"/>
+          <w:szCs w:val="20"/>
+        </w:rPr>
+        <w:t>/</w:t>
       </w:r>
       <w:r>
         <w:rPr>
@@ -196,14 +215,14 @@
           <w:sz w:val="20"/>
           <w:szCs w:val="20"/>
         </w:rPr>
-        <w:t>{{complemento2}}</w:t>
-      </w:r>
-      <w:r>
-        <w:rPr>
-          <w:sz w:val="20"/>
-          <w:szCs w:val="20"/>
-        </w:rPr>
-        <w:t xml:space="preserve">, bairro </w:t>
+        <w:t>{{estado}}</w:t>
+      </w:r>
+      <w:r>
+        <w:rPr>
+          <w:sz w:val="20"/>
+          <w:szCs w:val="20"/>
+        </w:rPr>
+        <w:t xml:space="preserve">, CEP </w:t>
       </w:r>
       <w:r>
         <w:rPr>
@@ -211,14 +230,14 @@
           <w:sz w:val="20"/>
           <w:szCs w:val="20"/>
         </w:rPr>
-        <w:t>{{bairro}}</w:t>
-      </w:r>
-      <w:r>
-        <w:rPr>
-          <w:sz w:val="20"/>
-          <w:szCs w:val="20"/>
-        </w:rPr>
-        <w:t xml:space="preserve">, na cidade </w:t>
+        <w:t>{{CEP}}</w:t>
+      </w:r>
+      <w:r>
+        <w:rPr>
+          <w:sz w:val="20"/>
+          <w:szCs w:val="20"/>
+        </w:rPr>
+        <w:t xml:space="preserve">, com endereço eletrônico </w:t>
       </w:r>
       <w:r>
         <w:rPr>
@@ -226,73 +245,8 @@
           <w:sz w:val="20"/>
           <w:szCs w:val="20"/>
         </w:rPr>
-        <w:t>{{cidade}}</w:t>
-      </w:r>
-      <w:r>
-        <w:rPr>
-          <w:sz w:val="20"/>
-          <w:szCs w:val="20"/>
-        </w:rPr>
-        <w:t>/</w:t>
-      </w:r>
-      <w:r>
-        <w:rPr>
-          <w:color w:val="FF0000"/>
-          <w:sz w:val="20"/>
-          <w:szCs w:val="20"/>
-        </w:rPr>
-        <w:t>{{estado}}</w:t>
-      </w:r>
-      <w:r>
-        <w:rPr>
-          <w:sz w:val="20"/>
-          <w:szCs w:val="20"/>
-        </w:rPr>
-        <w:t xml:space="preserve">, CEP </w:t>
-      </w:r>
-      <w:r>
-        <w:rPr>
-          <w:color w:val="FF0000"/>
-          <w:sz w:val="20"/>
-          <w:szCs w:val="20"/>
-        </w:rPr>
-        <w:t>{{CEP}}</w:t>
-      </w:r>
-      <w:r>
-        <w:rPr>
-          <w:sz w:val="20"/>
-          <w:szCs w:val="20"/>
-        </w:rPr>
-        <w:t xml:space="preserve">, com endereço eletrônico </w:t>
-      </w:r>
-      <w:r>
-        <w:rPr>
-          <w:color w:val="FF0000"/>
-          <w:sz w:val="20"/>
-          <w:szCs w:val="20"/>
-        </w:rPr>
-        <w:t>{{</w:t>
-      </w:r>
-      <w:proofErr w:type="spellStart"/>
-      <w:r>
-        <w:rPr>
-          <w:color w:val="FF0000"/>
-          <w:sz w:val="20"/>
-          <w:szCs w:val="20"/>
-        </w:rPr>
-        <w:t>email</w:t>
-      </w:r>
-      <w:proofErr w:type="spellEnd"/>
-      <w:r>
-        <w:rPr>
-          <w:color w:val="FF0000"/>
-          <w:sz w:val="20"/>
-          <w:szCs w:val="20"/>
-        </w:rPr>
-        <w:t>}}</w:t>
-      </w:r>
-      <w:bookmarkStart w:id="0" w:name="_GoBack"/>
-      <w:bookmarkEnd w:id="0"/>
+        <w:t>{{email}}</w:t>
+      </w:r>
       <w:r>
         <w:rPr>
           <w:color w:val="222222"/>
@@ -316,15 +270,7 @@
           <w:sz w:val="20"/>
           <w:szCs w:val="20"/>
         </w:rPr>
-        <w:t>, para os devid</w:t>
-      </w:r>
-      <w:r>
-        <w:rPr>
-          <w:color w:val="222222"/>
-          <w:sz w:val="20"/>
-          <w:szCs w:val="20"/>
-        </w:rPr>
-        <w:t>os fins, que sou isento(a) de apresentação de Declaração de Ajuste Anual do Imposto de Renda Pessoa Física para o ano exercício de 2025, por não auferir rendimentos que me obriguem a tal, conforme legislação vigente.</w:t>
+        <w:t>, para os devidos fins, que sou isento(a) de apresentação de Declaração de Ajuste Anual do Imposto de Renda Pessoa Física para o ano exercício de 2025, por não auferir rendimentos que me obriguem a tal, conforme legislação vigente.</w:t>
       </w:r>
     </w:p>
     <w:p>
@@ -343,15 +289,7 @@
           <w:sz w:val="20"/>
           <w:szCs w:val="20"/>
         </w:rPr>
-        <w:t>Declaro, ainda, que as informações aqui</w:t>
-      </w:r>
-      <w:r>
-        <w:rPr>
-          <w:color w:val="222222"/>
-          <w:sz w:val="20"/>
-          <w:szCs w:val="20"/>
-        </w:rPr>
-        <w:t xml:space="preserve"> prestadas são verdadeiras, estando ciente das penalidades legais no caso de declaração falsa.</w:t>
+        <w:t>Declaro, ainda, que as informações aqui prestadas são verdadeiras, estando ciente das penalidades legais no caso de declaração falsa.</w:t>
       </w:r>
     </w:p>
     <w:p>
@@ -402,27 +340,7 @@
           <w:sz w:val="20"/>
           <w:szCs w:val="20"/>
         </w:rPr>
-        <w:t>{{</w:t>
-      </w:r>
-      <w:proofErr w:type="spellStart"/>
-      <w:r>
-        <w:rPr>
-          <w:b/>
-          <w:color w:val="FF0000"/>
-          <w:sz w:val="20"/>
-          <w:szCs w:val="20"/>
-        </w:rPr>
-        <w:t>data_extenso</w:t>
-      </w:r>
-      <w:proofErr w:type="spellEnd"/>
-      <w:r>
-        <w:rPr>
-          <w:b/>
-          <w:color w:val="FF0000"/>
-          <w:sz w:val="20"/>
-          <w:szCs w:val="20"/>
-        </w:rPr>
-        <w:t>}}</w:t>
+        <w:t>{{data_extenso}}</w:t>
       </w:r>
     </w:p>
     <w:p>
@@ -474,7 +392,16 @@
           <w:sz w:val="20"/>
           <w:szCs w:val="20"/>
         </w:rPr>
-        <w:t>{{nome))</w:t>
+        <w:t>{{nome</w:t>
+      </w:r>
+      <w:r>
+        <w:rPr>
+          <w:b/>
+          <w:color w:val="FF0000"/>
+          <w:sz w:val="20"/>
+          <w:szCs w:val="20"/>
+        </w:rPr>
+        <w:t>}}</w:t>
       </w:r>
     </w:p>
     <w:p>
@@ -501,7 +428,7 @@
 </file>
 
 <file path=word/endnotes.xml><?xml version="1.0" encoding="utf-8"?>
-<w:endnotes xmlns:wpc="http://schemas.microsoft.com/office/word/2010/wordprocessingCanvas" xmlns:cx="http://schemas.microsoft.com/office/drawing/2014/chartex" xmlns:mc="http://schemas.openxmlformats.org/markup-compatibility/2006" xmlns:o="urn:schemas-microsoft-com:office:office" xmlns:r="http://schemas.openxmlformats.org/officeDocument/2006/relationships" xmlns:m="http://schemas.openxmlformats.org/officeDocument/2006/math" xmlns:v="urn:schemas-microsoft-com:vml" xmlns:wp14="http://schemas.microsoft.com/office/word/2010/wordprocessingDrawing" xmlns:wp="http://schemas.openxmlformats.org/drawingml/2006/wordprocessingDrawing" xmlns:w10="urn:schemas-microsoft-com:office:word" xmlns:w="http://schemas.openxmlformats.org/wordprocessingml/2006/main" xmlns:w14="http://schemas.microsoft.com/office/word/2010/wordml" xmlns:w15="http://schemas.microsoft.com/office/word/2012/wordml" xmlns:w16se="http://schemas.microsoft.com/office/word/2015/wordml/symex" xmlns:wpg="http://schemas.microsoft.com/office/word/2010/wordprocessingGroup" xmlns:wpi="http://schemas.microsoft.com/office/word/2010/wordprocessingInk" xmlns:wne="http://schemas.microsoft.com/office/word/2006/wordml" xmlns:wps="http://schemas.microsoft.com/office/word/2010/wordprocessingShape" mc:Ignorable="w14 w15 w16se wp14">
+<w:endnotes xmlns:wpc="http://schemas.microsoft.com/office/word/2010/wordprocessingCanvas" xmlns:cx="http://schemas.microsoft.com/office/drawing/2014/chartex" xmlns:cx1="http://schemas.microsoft.com/office/drawing/2015/9/8/chartex" xmlns:cx2="http://schemas.microsoft.com/office/drawing/2015/10/21/chartex" xmlns:cx3="http://schemas.microsoft.com/office/drawing/2016/5/9/chartex" xmlns:cx4="http://schemas.microsoft.com/office/drawing/2016/5/10/chartex" xmlns:cx5="http://schemas.microsoft.com/office/drawing/2016/5/11/chartex" xmlns:cx6="http://schemas.microsoft.com/office/drawing/2016/5/12/chartex" xmlns:cx7="http://schemas.microsoft.com/office/drawing/2016/5/13/chartex" xmlns:cx8="http://schemas.microsoft.com/office/drawing/2016/5/14/chartex" xmlns:mc="http://schemas.openxmlformats.org/markup-compatibility/2006" xmlns:aink="http://schemas.microsoft.com/office/drawing/2016/ink" xmlns:am3d="http://schemas.microsoft.com/office/drawing/2017/model3d" xmlns:o="urn:schemas-microsoft-com:office:office" xmlns:oel="http://schemas.microsoft.com/office/2019/extlst" xmlns:r="http://schemas.openxmlformats.org/officeDocument/2006/relationships" xmlns:m="http://schemas.openxmlformats.org/officeDocument/2006/math" xmlns:v="urn:schemas-microsoft-com:vml" xmlns:wp14="http://schemas.microsoft.com/office/word/2010/wordprocessingDrawing" xmlns:wp="http://schemas.openxmlformats.org/drawingml/2006/wordprocessingDrawing" xmlns:w10="urn:schemas-microsoft-com:office:word" xmlns:w="http://schemas.openxmlformats.org/wordprocessingml/2006/main" xmlns:w14="http://schemas.microsoft.com/office/word/2010/wordml" xmlns:w15="http://schemas.microsoft.com/office/word/2012/wordml" xmlns:w16cex="http://schemas.microsoft.com/office/word/2018/wordml/cex" xmlns:w16cid="http://schemas.microsoft.com/office/word/2016/wordml/cid" xmlns:w16="http://schemas.microsoft.com/office/word/2018/wordml" xmlns:w16du="http://schemas.microsoft.com/office/word/2023/wordml/word16du" xmlns:w16sdtdh="http://schemas.microsoft.com/office/word/2020/wordml/sdtdatahash" xmlns:w16sdtfl="http://schemas.microsoft.com/office/word/2024/wordml/sdtformatlock" xmlns:w16se="http://schemas.microsoft.com/office/word/2015/wordml/symex" xmlns:wpg="http://schemas.microsoft.com/office/word/2010/wordprocessingGroup" xmlns:wpi="http://schemas.microsoft.com/office/word/2010/wordprocessingInk" xmlns:wne="http://schemas.microsoft.com/office/word/2006/wordml" xmlns:wps="http://schemas.microsoft.com/office/word/2010/wordprocessingShape" mc:Ignorable="w14 w15 w16se w16cid w16 w16cex w16sdtdh w16sdtfl w16du wp14">
   <w:endnote w:type="separator" w:id="-1">
     <w:p>
       <w:pPr>
@@ -526,7 +453,7 @@
 </file>
 
 <file path=word/footer1.xml><?xml version="1.0" encoding="utf-8"?>
-<w:ftr xmlns:wpc="http://schemas.microsoft.com/office/word/2010/wordprocessingCanvas" xmlns:cx="http://schemas.microsoft.com/office/drawing/2014/chartex" xmlns:mc="http://schemas.openxmlformats.org/markup-compatibility/2006" xmlns:o="urn:schemas-microsoft-com:office:office" xmlns:r="http://schemas.openxmlformats.org/officeDocument/2006/relationships" xmlns:m="http://schemas.openxmlformats.org/officeDocument/2006/math" xmlns:v="urn:schemas-microsoft-com:vml" xmlns:wp14="http://schemas.microsoft.com/office/word/2010/wordprocessingDrawing" xmlns:wp="http://schemas.openxmlformats.org/drawingml/2006/wordprocessingDrawing" xmlns:w10="urn:schemas-microsoft-com:office:word" xmlns:w="http://schemas.openxmlformats.org/wordprocessingml/2006/main" xmlns:w14="http://schemas.microsoft.com/office/word/2010/wordml" xmlns:w15="http://schemas.microsoft.com/office/word/2012/wordml" xmlns:w16se="http://schemas.microsoft.com/office/word/2015/wordml/symex" xmlns:wpg="http://schemas.microsoft.com/office/word/2010/wordprocessingGroup" xmlns:wpi="http://schemas.microsoft.com/office/word/2010/wordprocessingInk" xmlns:wne="http://schemas.microsoft.com/office/word/2006/wordml" xmlns:wps="http://schemas.microsoft.com/office/word/2010/wordprocessingShape" mc:Ignorable="w14 w15 w16se wp14">
+<w:ftr xmlns:wpc="http://schemas.microsoft.com/office/word/2010/wordprocessingCanvas" xmlns:cx="http://schemas.microsoft.com/office/drawing/2014/chartex" xmlns:cx1="http://schemas.microsoft.com/office/drawing/2015/9/8/chartex" xmlns:cx2="http://schemas.microsoft.com/office/drawing/2015/10/21/chartex" xmlns:cx3="http://schemas.microsoft.com/office/drawing/2016/5/9/chartex" xmlns:cx4="http://schemas.microsoft.com/office/drawing/2016/5/10/chartex" xmlns:cx5="http://schemas.microsoft.com/office/drawing/2016/5/11/chartex" xmlns:cx6="http://schemas.microsoft.com/office/drawing/2016/5/12/chartex" xmlns:cx7="http://schemas.microsoft.com/office/drawing/2016/5/13/chartex" xmlns:cx8="http://schemas.microsoft.com/office/drawing/2016/5/14/chartex" xmlns:mc="http://schemas.openxmlformats.org/markup-compatibility/2006" xmlns:aink="http://schemas.microsoft.com/office/drawing/2016/ink" xmlns:am3d="http://schemas.microsoft.com/office/drawing/2017/model3d" xmlns:o="urn:schemas-microsoft-com:office:office" xmlns:oel="http://schemas.microsoft.com/office/2019/extlst" xmlns:r="http://schemas.openxmlformats.org/officeDocument/2006/relationships" xmlns:m="http://schemas.openxmlformats.org/officeDocument/2006/math" xmlns:v="urn:schemas-microsoft-com:vml" xmlns:wp14="http://schemas.microsoft.com/office/word/2010/wordprocessingDrawing" xmlns:wp="http://schemas.openxmlformats.org/drawingml/2006/wordprocessingDrawing" xmlns:w10="urn:schemas-microsoft-com:office:word" xmlns:w="http://schemas.openxmlformats.org/wordprocessingml/2006/main" xmlns:w14="http://schemas.microsoft.com/office/word/2010/wordml" xmlns:w15="http://schemas.microsoft.com/office/word/2012/wordml" xmlns:w16cex="http://schemas.microsoft.com/office/word/2018/wordml/cex" xmlns:w16cid="http://schemas.microsoft.com/office/word/2016/wordml/cid" xmlns:w16="http://schemas.microsoft.com/office/word/2018/wordml" xmlns:w16du="http://schemas.microsoft.com/office/word/2023/wordml/word16du" xmlns:w16sdtdh="http://schemas.microsoft.com/office/word/2020/wordml/sdtdatahash" xmlns:w16sdtfl="http://schemas.microsoft.com/office/word/2024/wordml/sdtformatlock" xmlns:w16se="http://schemas.microsoft.com/office/word/2015/wordml/symex" xmlns:wpg="http://schemas.microsoft.com/office/word/2010/wordprocessingGroup" xmlns:wpi="http://schemas.microsoft.com/office/word/2010/wordprocessingInk" xmlns:wne="http://schemas.microsoft.com/office/word/2006/wordml" xmlns:wps="http://schemas.microsoft.com/office/word/2010/wordprocessingShape" mc:Ignorable="w14 w15 w16se w16cid w16 w16cex w16sdtdh w16sdtfl w16du wp14">
   <w:p>
     <w:pPr>
       <w:pBdr>
@@ -553,41 +480,7 @@
         <w:sz w:val="20"/>
         <w:szCs w:val="20"/>
       </w:rPr>
-      <w:t xml:space="preserve">* Esclarecemos que a Receita Federal do Brasil não emite declaração de que </w:t>
-    </w:r>
-    <w:proofErr w:type="gramStart"/>
-    <w:r>
-      <w:rPr>
-        <w:color w:val="000000"/>
-        <w:sz w:val="20"/>
-        <w:szCs w:val="20"/>
-      </w:rPr>
-      <w:t>o(</w:t>
-    </w:r>
-    <w:proofErr w:type="gramEnd"/>
-    <w:r>
-      <w:rPr>
-        <w:color w:val="000000"/>
-        <w:sz w:val="20"/>
-        <w:szCs w:val="20"/>
-      </w:rPr>
-      <w:t>a) cidadão(ã) está isento(a) de apresentar a Declaração do Imposto de Renda da Pessoa Física (DIRPF), pois a Instrução Normativa RFB nº 1548, de 25 de fevereiro de 2015, regula qu</w:t>
-    </w:r>
-    <w:r>
-      <w:rPr>
-        <w:color w:val="000000"/>
-        <w:sz w:val="20"/>
-        <w:szCs w:val="20"/>
-      </w:rPr>
-      <w:t>e, a partir do ano de 2008, deixa de existir a Declaração Anual de Isento. Ademais, a Lei nº 7.115/83 assegura que a isenção poderá ser comprovada mediante declaração escrita e assinada pelo próprio interessado. Mais informações podem ser obtidas na página</w:t>
-    </w:r>
-    <w:r>
-      <w:rPr>
-        <w:color w:val="000000"/>
-        <w:sz w:val="20"/>
-        <w:szCs w:val="20"/>
-      </w:rPr>
-      <w:t xml:space="preserve"> da RFB na internet, no seguinte endereço eletrônico: http://receita.economia.gov.br/orientacao/tributaria/declaracoes-e-demonstrativos/dai-declaracao-anual-de-isento </w:t>
+      <w:t xml:space="preserve">* Esclarecemos que a Receita Federal do Brasil não emite declaração de que o(a) cidadão(ã) está isento(a) de apresentar a Declaração do Imposto de Renda da Pessoa Física (DIRPF), pois a Instrução Normativa RFB nº 1548, de 25 de fevereiro de 2015, regula que, a partir do ano de 2008, deixa de existir a Declaração Anual de Isento. Ademais, a Lei nº 7.115/83 assegura que a isenção poderá ser comprovada mediante declaração escrita e assinada pelo próprio interessado. Mais informações podem ser obtidas na página da RFB na internet, no seguinte endereço eletrônico: http://receita.economia.gov.br/orientacao/tributaria/declaracoes-e-demonstrativos/dai-declaracao-anual-de-isento </w:t>
     </w:r>
   </w:p>
   <w:p>
@@ -666,15 +559,7 @@
         <w:sz w:val="20"/>
         <w:szCs w:val="20"/>
       </w:rPr>
-      <w:t>Dispõe sobre prova documental nos casos que ind</w:t>
-    </w:r>
-    <w:r>
-      <w:rPr>
-        <w:color w:val="000000"/>
-        <w:sz w:val="20"/>
-        <w:szCs w:val="20"/>
-      </w:rPr>
-      <w:t xml:space="preserve">ica e dá outras providências. </w:t>
+      <w:t xml:space="preserve">Dispõe sobre prova documental nos casos que indica e dá outras providências. </w:t>
     </w:r>
   </w:p>
   <w:p>
@@ -732,15 +617,7 @@
         <w:sz w:val="18"/>
         <w:szCs w:val="18"/>
       </w:rPr>
-      <w:t>Art. 1º - A declaração destinada a fazer prova de vida, residência, pobreza, dependência econômica, homonímia ou bons antec</w:t>
-    </w:r>
-    <w:r>
-      <w:rPr>
-        <w:color w:val="000000"/>
-        <w:sz w:val="18"/>
-        <w:szCs w:val="18"/>
-      </w:rPr>
-      <w:t xml:space="preserve">edentes, quando firmada pelo próprio interessado ou por procurador bastante, e sob as penas da Lei, presume-se verdadeira. Parágrafo único - O dispositivo neste artigo não se aplica para fins de prova em processo penal. </w:t>
+      <w:t xml:space="preserve">Art. 1º - A declaração destinada a fazer prova de vida, residência, pobreza, dependência econômica, homonímia ou bons antecedentes, quando firmada pelo próprio interessado ou por procurador bastante, e sob as penas da Lei, presume-se verdadeira. Parágrafo único - O dispositivo neste artigo não se aplica para fins de prova em processo penal. </w:t>
     </w:r>
   </w:p>
   <w:p>
@@ -769,15 +646,7 @@
         <w:sz w:val="18"/>
         <w:szCs w:val="18"/>
       </w:rPr>
-      <w:t xml:space="preserve">Art. 2º - Se comprovadamente falsa </w:t>
-    </w:r>
-    <w:r>
-      <w:rPr>
-        <w:color w:val="000000"/>
-        <w:sz w:val="18"/>
-        <w:szCs w:val="18"/>
-      </w:rPr>
-      <w:t xml:space="preserve">a declaração, sujeitar-se-á o declarante às sanções civis, administrativas e criminais previstas na legislação aplicável. </w:t>
+      <w:t xml:space="preserve">Art. 2º - Se comprovadamente falsa a declaração, sujeitar-se-á o declarante às sanções civis, administrativas e criminais previstas na legislação aplicável. </w:t>
     </w:r>
   </w:p>
   <w:p>
@@ -871,7 +740,7 @@
 </file>
 
 <file path=word/footnotes.xml><?xml version="1.0" encoding="utf-8"?>
-<w:footnotes xmlns:wpc="http://schemas.microsoft.com/office/word/2010/wordprocessingCanvas" xmlns:cx="http://schemas.microsoft.com/office/drawing/2014/chartex" xmlns:mc="http://schemas.openxmlformats.org/markup-compatibility/2006" xmlns:o="urn:schemas-microsoft-com:office:office" xmlns:r="http://schemas.openxmlformats.org/officeDocument/2006/relationships" xmlns:m="http://schemas.openxmlformats.org/officeDocument/2006/math" xmlns:v="urn:schemas-microsoft-com:vml" xmlns:wp14="http://schemas.microsoft.com/office/word/2010/wordprocessingDrawing" xmlns:wp="http://schemas.openxmlformats.org/drawingml/2006/wordprocessingDrawing" xmlns:w10="urn:schemas-microsoft-com:office:word" xmlns:w="http://schemas.openxmlformats.org/wordprocessingml/2006/main" xmlns:w14="http://schemas.microsoft.com/office/word/2010/wordml" xmlns:w15="http://schemas.microsoft.com/office/word/2012/wordml" xmlns:w16se="http://schemas.microsoft.com/office/word/2015/wordml/symex" xmlns:wpg="http://schemas.microsoft.com/office/word/2010/wordprocessingGroup" xmlns:wpi="http://schemas.microsoft.com/office/word/2010/wordprocessingInk" xmlns:wne="http://schemas.microsoft.com/office/word/2006/wordml" xmlns:wps="http://schemas.microsoft.com/office/word/2010/wordprocessingShape" mc:Ignorable="w14 w15 w16se wp14">
+<w:footnotes xmlns:wpc="http://schemas.microsoft.com/office/word/2010/wordprocessingCanvas" xmlns:cx="http://schemas.microsoft.com/office/drawing/2014/chartex" xmlns:cx1="http://schemas.microsoft.com/office/drawing/2015/9/8/chartex" xmlns:cx2="http://schemas.microsoft.com/office/drawing/2015/10/21/chartex" xmlns:cx3="http://schemas.microsoft.com/office/drawing/2016/5/9/chartex" xmlns:cx4="http://schemas.microsoft.com/office/drawing/2016/5/10/chartex" xmlns:cx5="http://schemas.microsoft.com/office/drawing/2016/5/11/chartex" xmlns:cx6="http://schemas.microsoft.com/office/drawing/2016/5/12/chartex" xmlns:cx7="http://schemas.microsoft.com/office/drawing/2016/5/13/chartex" xmlns:cx8="http://schemas.microsoft.com/office/drawing/2016/5/14/chartex" xmlns:mc="http://schemas.openxmlformats.org/markup-compatibility/2006" xmlns:aink="http://schemas.microsoft.com/office/drawing/2016/ink" xmlns:am3d="http://schemas.microsoft.com/office/drawing/2017/model3d" xmlns:o="urn:schemas-microsoft-com:office:office" xmlns:oel="http://schemas.microsoft.com/office/2019/extlst" xmlns:r="http://schemas.openxmlformats.org/officeDocument/2006/relationships" xmlns:m="http://schemas.openxmlformats.org/officeDocument/2006/math" xmlns:v="urn:schemas-microsoft-com:vml" xmlns:wp14="http://schemas.microsoft.com/office/word/2010/wordprocessingDrawing" xmlns:wp="http://schemas.openxmlformats.org/drawingml/2006/wordprocessingDrawing" xmlns:w10="urn:schemas-microsoft-com:office:word" xmlns:w="http://schemas.openxmlformats.org/wordprocessingml/2006/main" xmlns:w14="http://schemas.microsoft.com/office/word/2010/wordml" xmlns:w15="http://schemas.microsoft.com/office/word/2012/wordml" xmlns:w16cex="http://schemas.microsoft.com/office/word/2018/wordml/cex" xmlns:w16cid="http://schemas.microsoft.com/office/word/2016/wordml/cid" xmlns:w16="http://schemas.microsoft.com/office/word/2018/wordml" xmlns:w16du="http://schemas.microsoft.com/office/word/2023/wordml/word16du" xmlns:w16sdtdh="http://schemas.microsoft.com/office/word/2020/wordml/sdtdatahash" xmlns:w16sdtfl="http://schemas.microsoft.com/office/word/2024/wordml/sdtformatlock" xmlns:w16se="http://schemas.microsoft.com/office/word/2015/wordml/symex" xmlns:wpg="http://schemas.microsoft.com/office/word/2010/wordprocessingGroup" xmlns:wpi="http://schemas.microsoft.com/office/word/2010/wordprocessingInk" xmlns:wne="http://schemas.microsoft.com/office/word/2006/wordml" xmlns:wps="http://schemas.microsoft.com/office/word/2010/wordprocessingShape" mc:Ignorable="w14 w15 w16se w16cid w16 w16cex w16sdtdh w16sdtfl w16du wp14">
   <w:footnote w:type="separator" w:id="-1">
     <w:p>
       <w:pPr>
@@ -896,7 +765,7 @@
 </file>
 
 <file path=word/header1.xml><?xml version="1.0" encoding="utf-8"?>
-<w:hdr xmlns:wpc="http://schemas.microsoft.com/office/word/2010/wordprocessingCanvas" xmlns:cx="http://schemas.microsoft.com/office/drawing/2014/chartex" xmlns:mc="http://schemas.openxmlformats.org/markup-compatibility/2006" xmlns:o="urn:schemas-microsoft-com:office:office" xmlns:r="http://schemas.openxmlformats.org/officeDocument/2006/relationships" xmlns:m="http://schemas.openxmlformats.org/officeDocument/2006/math" xmlns:v="urn:schemas-microsoft-com:vml" xmlns:wp14="http://schemas.microsoft.com/office/word/2010/wordprocessingDrawing" xmlns:wp="http://schemas.openxmlformats.org/drawingml/2006/wordprocessingDrawing" xmlns:w10="urn:schemas-microsoft-com:office:word" xmlns:w="http://schemas.openxmlformats.org/wordprocessingml/2006/main" xmlns:w14="http://schemas.microsoft.com/office/word/2010/wordml" xmlns:w15="http://schemas.microsoft.com/office/word/2012/wordml" xmlns:w16se="http://schemas.microsoft.com/office/word/2015/wordml/symex" xmlns:wpg="http://schemas.microsoft.com/office/word/2010/wordprocessingGroup" xmlns:wpi="http://schemas.microsoft.com/office/word/2010/wordprocessingInk" xmlns:wne="http://schemas.microsoft.com/office/word/2006/wordml" xmlns:wps="http://schemas.microsoft.com/office/word/2010/wordprocessingShape" mc:Ignorable="w14 w15 w16se wp14">
+<w:hdr xmlns:wpc="http://schemas.microsoft.com/office/word/2010/wordprocessingCanvas" xmlns:cx="http://schemas.microsoft.com/office/drawing/2014/chartex" xmlns:cx1="http://schemas.microsoft.com/office/drawing/2015/9/8/chartex" xmlns:cx2="http://schemas.microsoft.com/office/drawing/2015/10/21/chartex" xmlns:cx3="http://schemas.microsoft.com/office/drawing/2016/5/9/chartex" xmlns:cx4="http://schemas.microsoft.com/office/drawing/2016/5/10/chartex" xmlns:cx5="http://schemas.microsoft.com/office/drawing/2016/5/11/chartex" xmlns:cx6="http://schemas.microsoft.com/office/drawing/2016/5/12/chartex" xmlns:cx7="http://schemas.microsoft.com/office/drawing/2016/5/13/chartex" xmlns:cx8="http://schemas.microsoft.com/office/drawing/2016/5/14/chartex" xmlns:mc="http://schemas.openxmlformats.org/markup-compatibility/2006" xmlns:aink="http://schemas.microsoft.com/office/drawing/2016/ink" xmlns:am3d="http://schemas.microsoft.com/office/drawing/2017/model3d" xmlns:o="urn:schemas-microsoft-com:office:office" xmlns:oel="http://schemas.microsoft.com/office/2019/extlst" xmlns:r="http://schemas.openxmlformats.org/officeDocument/2006/relationships" xmlns:m="http://schemas.openxmlformats.org/officeDocument/2006/math" xmlns:v="urn:schemas-microsoft-com:vml" xmlns:wp14="http://schemas.microsoft.com/office/word/2010/wordprocessingDrawing" xmlns:wp="http://schemas.openxmlformats.org/drawingml/2006/wordprocessingDrawing" xmlns:w10="urn:schemas-microsoft-com:office:word" xmlns:w="http://schemas.openxmlformats.org/wordprocessingml/2006/main" xmlns:w14="http://schemas.microsoft.com/office/word/2010/wordml" xmlns:w15="http://schemas.microsoft.com/office/word/2012/wordml" xmlns:w16cex="http://schemas.microsoft.com/office/word/2018/wordml/cex" xmlns:w16cid="http://schemas.microsoft.com/office/word/2016/wordml/cid" xmlns:w16="http://schemas.microsoft.com/office/word/2018/wordml" xmlns:w16du="http://schemas.microsoft.com/office/word/2023/wordml/word16du" xmlns:w16sdtdh="http://schemas.microsoft.com/office/word/2020/wordml/sdtdatahash" xmlns:w16sdtfl="http://schemas.microsoft.com/office/word/2024/wordml/sdtformatlock" xmlns:w16se="http://schemas.microsoft.com/office/word/2015/wordml/symex" xmlns:wpg="http://schemas.microsoft.com/office/word/2010/wordprocessingGroup" xmlns:wpi="http://schemas.microsoft.com/office/word/2010/wordprocessingInk" xmlns:wne="http://schemas.microsoft.com/office/word/2006/wordml" xmlns:wps="http://schemas.microsoft.com/office/word/2010/wordprocessingShape" mc:Ignorable="w14 w15 w16se w16cid w16 w16cex w16sdtdh w16sdtfl w16du wp14">
   <w:p>
     <w:pPr>
       <w:pBdr>
@@ -921,7 +790,7 @@
         <w:noProof/>
       </w:rPr>
       <w:drawing>
-        <wp:inline distT="114300" distB="114300" distL="114300" distR="114300">
+        <wp:inline distT="114300" distB="114300" distL="114300" distR="114300" wp14:anchorId="17092C3E" wp14:editId="55F2F4C1">
           <wp:extent cx="1735610" cy="1701355"/>
           <wp:effectExtent l="0" t="0" r="0" b="0"/>
           <wp:docPr id="11" name="image1.png"/>
@@ -961,7 +830,7 @@
 </file>
 
 <file path=word/styles.xml><?xml version="1.0" encoding="utf-8"?>
-<w:styles xmlns:mc="http://schemas.openxmlformats.org/markup-compatibility/2006" xmlns:r="http://schemas.openxmlformats.org/officeDocument/2006/relationships" xmlns:w="http://schemas.openxmlformats.org/wordprocessingml/2006/main" xmlns:w14="http://schemas.microsoft.com/office/word/2010/wordml" xmlns:w15="http://schemas.microsoft.com/office/word/2012/wordml" xmlns:w16se="http://schemas.microsoft.com/office/word/2015/wordml/symex" mc:Ignorable="w14 w15 w16se">
+<w:styles xmlns:mc="http://schemas.openxmlformats.org/markup-compatibility/2006" xmlns:r="http://schemas.openxmlformats.org/officeDocument/2006/relationships" xmlns:w="http://schemas.openxmlformats.org/wordprocessingml/2006/main" xmlns:w14="http://schemas.microsoft.com/office/word/2010/wordml" xmlns:w15="http://schemas.microsoft.com/office/word/2012/wordml" xmlns:w16cex="http://schemas.microsoft.com/office/word/2018/wordml/cex" xmlns:w16cid="http://schemas.microsoft.com/office/word/2016/wordml/cid" xmlns:w16="http://schemas.microsoft.com/office/word/2018/wordml" xmlns:w16du="http://schemas.microsoft.com/office/word/2023/wordml/word16du" xmlns:w16sdtdh="http://schemas.microsoft.com/office/word/2020/wordml/sdtdatahash" xmlns:w16sdtfl="http://schemas.microsoft.com/office/word/2024/wordml/sdtformatlock" xmlns:w16se="http://schemas.microsoft.com/office/word/2015/wordml/symex" mc:Ignorable="w14 w15 w16se w16cid w16 w16cex w16sdtdh w16sdtfl w16du">
   <w:docDefaults>
     <w:rPrDefault>
       <w:rPr>
@@ -977,7 +846,7 @@
       </w:pPr>
     </w:pPrDefault>
   </w:docDefaults>
-  <w:latentStyles w:defLockedState="0" w:defUIPriority="99" w:defSemiHidden="0" w:defUnhideWhenUsed="0" w:defQFormat="0" w:count="371">
+  <w:latentStyles w:defLockedState="0" w:defUIPriority="99" w:defSemiHidden="0" w:defUnhideWhenUsed="0" w:defQFormat="0" w:count="376">
     <w:lsdException w:name="Normal" w:uiPriority="0" w:qFormat="1"/>
     <w:lsdException w:name="heading 1" w:uiPriority="9" w:qFormat="1"/>
     <w:lsdException w:name="heading 2" w:semiHidden="1" w:uiPriority="9" w:unhideWhenUsed="1" w:qFormat="1"/>
@@ -1349,6 +1218,11 @@
     <w:lsdException w:name="List Table 5 Dark Accent 6" w:uiPriority="50"/>
     <w:lsdException w:name="List Table 6 Colorful Accent 6" w:uiPriority="51"/>
     <w:lsdException w:name="List Table 7 Colorful Accent 6" w:uiPriority="52"/>
+    <w:lsdException w:name="Mention" w:semiHidden="1" w:unhideWhenUsed="1"/>
+    <w:lsdException w:name="Smart Hyperlink" w:semiHidden="1" w:unhideWhenUsed="1"/>
+    <w:lsdException w:name="Hashtag" w:semiHidden="1" w:unhideWhenUsed="1"/>
+    <w:lsdException w:name="Unresolved Mention" w:semiHidden="1" w:unhideWhenUsed="1"/>
+    <w:lsdException w:name="Smart Link" w:semiHidden="1" w:unhideWhenUsed="1"/>
   </w:latentStyles>
   <w:style w:type="paragraph" w:default="1" w:styleId="Normal">
     <w:name w:val="Normal"/>
@@ -1635,8 +1509,8 @@
       <w:color w:val="808080"/>
     </w:rPr>
   </w:style>
-  <w:style w:type="character" w:customStyle="1" w:styleId="UnresolvedMention">
-    <w:name w:val="Unresolved Mention"/>
+  <w:style w:type="character" w:customStyle="1" w:styleId="MenoPendente1">
+    <w:name w:val="Menção Pendente1"/>
     <w:basedOn w:val="Fontepargpadro"/>
     <w:uiPriority w:val="99"/>
     <w:semiHidden/>

--- a/modelos/declaracao_ir.docx
+++ b/modelos/declaracao_ir.docx
@@ -87,7 +87,25 @@
           <w:sz w:val="20"/>
           <w:szCs w:val="20"/>
         </w:rPr>
-        <w:t>{{estado_civil}}</w:t>
+        <w:t>{{</w:t>
+      </w:r>
+      <w:proofErr w:type="spellStart"/>
+      <w:r>
+        <w:rPr>
+          <w:color w:val="FF0000"/>
+          <w:sz w:val="20"/>
+          <w:szCs w:val="20"/>
+        </w:rPr>
+        <w:t>estado_civil</w:t>
+      </w:r>
+      <w:proofErr w:type="spellEnd"/>
+      <w:r>
+        <w:rPr>
+          <w:color w:val="FF0000"/>
+          <w:sz w:val="20"/>
+          <w:szCs w:val="20"/>
+        </w:rPr>
+        <w:t>}}</w:t>
       </w:r>
       <w:r>
         <w:rPr>
@@ -122,13 +140,6 @@
       </w:r>
       <w:r>
         <w:rPr>
-          <w:sz w:val="20"/>
-          <w:szCs w:val="20"/>
-        </w:rPr>
-        <w:t xml:space="preserve">a </w:t>
-      </w:r>
-      <w:r>
-        <w:rPr>
           <w:color w:val="FF0000"/>
           <w:sz w:val="20"/>
           <w:szCs w:val="20"/>
@@ -167,6 +178,14 @@
       </w:r>
       <w:r>
         <w:rPr>
+          <w:color w:val="FF0000"/>
+          <w:sz w:val="20"/>
+          <w:szCs w:val="20"/>
+        </w:rPr>
+        <w:t>,</w:t>
+      </w:r>
+      <w:r>
+        <w:rPr>
           <w:sz w:val="20"/>
           <w:szCs w:val="20"/>
         </w:rPr>
@@ -237,15 +256,40 @@
           <w:sz w:val="20"/>
           <w:szCs w:val="20"/>
         </w:rPr>
-        <w:t xml:space="preserve">, com endereço eletrônico </w:t>
-      </w:r>
-      <w:r>
-        <w:rPr>
-          <w:color w:val="FF0000"/>
-          <w:sz w:val="20"/>
-          <w:szCs w:val="20"/>
-        </w:rPr>
-        <w:t>{{email}}</w:t>
+        <w:t>,</w:t>
+      </w:r>
+      <w:r>
+        <w:rPr>
+          <w:sz w:val="20"/>
+          <w:szCs w:val="20"/>
+        </w:rPr>
+        <w:t xml:space="preserve"> </w:t>
+      </w:r>
+      <w:r>
+        <w:rPr>
+          <w:color w:val="FF0000"/>
+          <w:sz w:val="20"/>
+          <w:szCs w:val="20"/>
+        </w:rPr>
+        <w:t>{{</w:t>
+      </w:r>
+      <w:proofErr w:type="spellStart"/>
+      <w:r>
+        <w:rPr>
+          <w:color w:val="FF0000"/>
+          <w:sz w:val="20"/>
+          <w:szCs w:val="20"/>
+        </w:rPr>
+        <w:t>email</w:t>
+      </w:r>
+      <w:proofErr w:type="spellEnd"/>
+      <w:r>
+        <w:rPr>
+          <w:color w:val="FF0000"/>
+          <w:sz w:val="20"/>
+          <w:szCs w:val="20"/>
+        </w:rPr>
+        <w:t>}}</w:t>
       </w:r>
       <w:r>
         <w:rPr>
@@ -340,7 +384,27 @@
           <w:sz w:val="20"/>
           <w:szCs w:val="20"/>
         </w:rPr>
-        <w:t>{{data_extenso}}</w:t>
+        <w:t>{{</w:t>
+      </w:r>
+      <w:proofErr w:type="spellStart"/>
+      <w:r>
+        <w:rPr>
+          <w:b/>
+          <w:color w:val="FF0000"/>
+          <w:sz w:val="20"/>
+          <w:szCs w:val="20"/>
+        </w:rPr>
+        <w:t>data_extenso</w:t>
+      </w:r>
+      <w:proofErr w:type="spellEnd"/>
+      <w:r>
+        <w:rPr>
+          <w:b/>
+          <w:color w:val="FF0000"/>
+          <w:sz w:val="20"/>
+          <w:szCs w:val="20"/>
+        </w:rPr>
+        <w:t>}}</w:t>
       </w:r>
     </w:p>
     <w:p>
